--- a/lessons/6-4/downloads/reveal/teacher/6.4-prerequisite-practice-answer-key.docx
+++ b/lessons/6-4/downloads/reveal/teacher/6.4-prerequisite-practice-answer-key.docx
@@ -13,7 +13,7 @@
           <w:caps/>
           <w:color w:val="003A70"/>
           <w:spacing w:val="12"/>
-          <w:sz w:val="19"/>
+          <w:sz w:val="22"/>
           <w:szCs w:val="19"/>
         </w:rPr>
         <w:t xml:space="preserve">Lesson 6-4  ·  Prerequisite Practice  ·  Answer Key</w:t>
@@ -21,6 +21,7 @@
     </w:p>
     <w:p>
       <w:pPr>
+        <w:pStyle w:val="Heading1"/>
         <w:spacing w:before="0" w:after="10" w:line="240" w:lineRule="auto"/>
       </w:pPr>
       <w:r>
@@ -45,7 +46,7 @@
         <w:rPr>
           <w:rFonts w:ascii="Avenir Next" w:hAnsi="Avenir Next" w:cs="Avenir Next" w:eastAsia="Avenir Next"/>
           <w:color w:val="5A5F66"/>
-          <w:sz w:val="17"/>
+          <w:sz w:val="22"/>
           <w:szCs w:val="17"/>
         </w:rPr>
         <w:t xml:space="preserve">Teacher use. Each sheet practices two earlier skills the session depends on. Step-frame answers are shown in order.</w:t>
@@ -85,6 +86,7 @@
           </w:tcPr>
           <w:p>
             <w:pPr>
+              <w:pStyle w:val="Heading2"/>
               <w:keepNext/>
               <w:pBdr>
                 <w:bottom w:val="single" w:sz="8" w:space="3" w:color="003A70"/>
@@ -100,7 +102,7 @@
                 <w:b/>
                 <w:color w:val="003A70"/>
                 <w:spacing w:val="14"/>
-                <w:sz w:val="19"/>
+                <w:sz w:val="22"/>
                 <w:szCs w:val="19"/>
               </w:rPr>
               <w:t xml:space="preserve">SESSION 1  ·  PRACTICE A</w:t>
@@ -119,7 +121,7 @@
                 <w:rFonts w:ascii="Avenir Next" w:hAnsi="Avenir Next" w:cs="Avenir Next" w:eastAsia="Avenir Next"/>
                 <w:i/>
                 <w:color w:val="5A5F66"/>
-                <w:sz w:val="17"/>
+                <w:sz w:val="22"/>
                 <w:szCs w:val="17"/>
               </w:rPr>
               <w:t xml:space="preserve">Translate Math Words to Symbols · Solve Two-Step Word Problems</w:t>
@@ -138,7 +140,7 @@
                 <w:rFonts w:ascii="Avenir Next" w:hAnsi="Avenir Next" w:cs="Avenir Next" w:eastAsia="Avenir Next"/>
                 <w:b/>
                 <w:color w:val="1A1A1A"/>
-                <w:sz w:val="17"/>
+                <w:sz w:val="22"/>
                 <w:szCs w:val="17"/>
               </w:rPr>
               <w:t xml:space="preserve">1.</w:t>
@@ -156,7 +158,7 @@
               <w:rPr>
                 <w:rFonts w:ascii="Avenir Next" w:hAnsi="Avenir Next" w:cs="Avenir Next" w:eastAsia="Avenir Next"/>
                 <w:color w:val="1A1A1A"/>
-                <w:sz w:val="17"/>
+                <w:sz w:val="22"/>
                 <w:szCs w:val="17"/>
               </w:rPr>
               <w:t xml:space="preserve">Step 1: sum   Step 2: +   Step 3: 9 + 6</w:t>
@@ -175,7 +177,7 @@
                 <w:rFonts w:ascii="Avenir Next" w:hAnsi="Avenir Next" w:cs="Avenir Next" w:eastAsia="Avenir Next"/>
                 <w:b/>
                 <w:color w:val="1A1A1A"/>
-                <w:sz w:val="17"/>
+                <w:sz w:val="22"/>
                 <w:szCs w:val="17"/>
               </w:rPr>
               <w:t xml:space="preserve">2.</w:t>
@@ -193,7 +195,7 @@
               <w:rPr>
                 <w:rFonts w:ascii="Avenir Next" w:hAnsi="Avenir Next" w:cs="Avenir Next" w:eastAsia="Avenir Next"/>
                 <w:color w:val="1A1A1A"/>
-                <w:sz w:val="17"/>
+                <w:sz w:val="22"/>
                 <w:szCs w:val="17"/>
               </w:rPr>
               <w:t xml:space="preserve">Step 1: less than and quotient   Step 2: ÷   Step 3: −</w:t>
@@ -212,7 +214,7 @@
                 <w:rFonts w:ascii="Avenir Next" w:hAnsi="Avenir Next" w:cs="Avenir Next" w:eastAsia="Avenir Next"/>
                 <w:b/>
                 <w:color w:val="1A1A1A"/>
-                <w:sz w:val="17"/>
+                <w:sz w:val="22"/>
                 <w:szCs w:val="17"/>
               </w:rPr>
               <w:t xml:space="preserve">3.</w:t>
@@ -230,7 +232,7 @@
               <w:rPr>
                 <w:rFonts w:ascii="Avenir Next" w:hAnsi="Avenir Next" w:cs="Avenir Next" w:eastAsia="Avenir Next"/>
                 <w:color w:val="1A1A1A"/>
-                <w:sz w:val="17"/>
+                <w:sz w:val="22"/>
                 <w:szCs w:val="17"/>
               </w:rPr>
               <w:t xml:space="preserve">a. 8 × 2  b. 15 − 7  c. 4 + 11  d. 30 ÷ 6  e. 10 + 3  f. 5 × 9 − 1</w:t>
@@ -249,7 +251,7 @@
                 <w:rFonts w:ascii="Avenir Next" w:hAnsi="Avenir Next" w:cs="Avenir Next" w:eastAsia="Avenir Next"/>
                 <w:b/>
                 <w:color w:val="1A1A1A"/>
-                <w:sz w:val="17"/>
+                <w:sz w:val="22"/>
                 <w:szCs w:val="17"/>
               </w:rPr>
               <w:t xml:space="preserve">4.</w:t>
@@ -267,7 +269,7 @@
               <w:rPr>
                 <w:rFonts w:ascii="Avenir Next" w:hAnsi="Avenir Next" w:cs="Avenir Next" w:eastAsia="Avenir Next"/>
                 <w:color w:val="1A1A1A"/>
-                <w:sz w:val="17"/>
+                <w:sz w:val="22"/>
                 <w:szCs w:val="17"/>
               </w:rPr>
               <w:t xml:space="preserve">Step 1: 16   Step 2: 5   Step 3: $21</w:t>
@@ -286,7 +288,7 @@
                 <w:rFonts w:ascii="Avenir Next" w:hAnsi="Avenir Next" w:cs="Avenir Next" w:eastAsia="Avenir Next"/>
                 <w:b/>
                 <w:color w:val="1A1A1A"/>
-                <w:sz w:val="17"/>
+                <w:sz w:val="22"/>
                 <w:szCs w:val="17"/>
               </w:rPr>
               <w:t xml:space="preserve">5.</w:t>
@@ -304,7 +306,7 @@
               <w:rPr>
                 <w:rFonts w:ascii="Avenir Next" w:hAnsi="Avenir Next" w:cs="Avenir Next" w:eastAsia="Avenir Next"/>
                 <w:color w:val="1A1A1A"/>
-                <w:sz w:val="17"/>
+                <w:sz w:val="22"/>
                 <w:szCs w:val="17"/>
               </w:rPr>
               <w:t xml:space="preserve">Step 1: 40   Step 2: 6   Step 3: $34</w:t>
@@ -323,7 +325,7 @@
                 <w:rFonts w:ascii="Avenir Next" w:hAnsi="Avenir Next" w:cs="Avenir Next" w:eastAsia="Avenir Next"/>
                 <w:b/>
                 <w:color w:val="1A1A1A"/>
-                <w:sz w:val="17"/>
+                <w:sz w:val="22"/>
                 <w:szCs w:val="17"/>
               </w:rPr>
               <w:t xml:space="preserve">6.</w:t>
@@ -341,7 +343,7 @@
               <w:rPr>
                 <w:rFonts w:ascii="Avenir Next" w:hAnsi="Avenir Next" w:cs="Avenir Next" w:eastAsia="Avenir Next"/>
                 <w:color w:val="1A1A1A"/>
-                <w:sz w:val="17"/>
+                <w:sz w:val="22"/>
                 <w:szCs w:val="17"/>
               </w:rPr>
               <w:t xml:space="preserve">a. $25  b. $38  c. $30  d. $41</w:t>
@@ -360,7 +362,7 @@
                 <w:rFonts w:ascii="Avenir Next" w:hAnsi="Avenir Next" w:cs="Avenir Next" w:eastAsia="Avenir Next"/>
                 <w:b/>
                 <w:color w:val="1A1A1A"/>
-                <w:sz w:val="17"/>
+                <w:sz w:val="22"/>
                 <w:szCs w:val="17"/>
               </w:rPr>
               <w:t xml:space="preserve">7.</w:t>
@@ -379,7 +381,7 @@
                 <w:rFonts w:ascii="Avenir Next" w:hAnsi="Avenir Next" w:cs="Avenir Next" w:eastAsia="Avenir Next"/>
                 <w:b/>
                 <w:color w:val="1A1A1A"/>
-                <w:sz w:val="17"/>
+                <w:sz w:val="22"/>
                 <w:szCs w:val="17"/>
               </w:rPr>
               <w:t xml:space="preserve">C</w:t>
@@ -388,7 +390,7 @@
               <w:rPr>
                 <w:rFonts w:ascii="Avenir Next" w:hAnsi="Avenir Next" w:cs="Avenir Next" w:eastAsia="Avenir Next"/>
                 <w:color w:val="1A1A1A"/>
-                <w:sz w:val="17"/>
+                <w:sz w:val="22"/>
                 <w:szCs w:val="17"/>
               </w:rPr>
               <w:t xml:space="preserve">  ($170)</w:t>
@@ -402,6 +404,7 @@
           </w:tcPr>
           <w:p>
             <w:pPr>
+              <w:pStyle w:val="Heading2"/>
               <w:keepNext/>
               <w:pBdr>
                 <w:bottom w:val="single" w:sz="8" w:space="3" w:color="003A70"/>
@@ -417,7 +420,7 @@
                 <w:b/>
                 <w:color w:val="003A70"/>
                 <w:spacing w:val="14"/>
-                <w:sz w:val="19"/>
+                <w:sz w:val="22"/>
                 <w:szCs w:val="19"/>
               </w:rPr>
               <w:t xml:space="preserve">SESSION 1  ·  PRACTICE B</w:t>
@@ -436,7 +439,7 @@
                 <w:rFonts w:ascii="Avenir Next" w:hAnsi="Avenir Next" w:cs="Avenir Next" w:eastAsia="Avenir Next"/>
                 <w:i/>
                 <w:color w:val="5A5F66"/>
-                <w:sz w:val="17"/>
+                <w:sz w:val="22"/>
                 <w:szCs w:val="17"/>
               </w:rPr>
               <w:t xml:space="preserve">Write Powers for Squares and Cubes · Write Expressions with Parentheses</w:t>
@@ -455,7 +458,7 @@
                 <w:rFonts w:ascii="Avenir Next" w:hAnsi="Avenir Next" w:cs="Avenir Next" w:eastAsia="Avenir Next"/>
                 <w:b/>
                 <w:color w:val="1A1A1A"/>
-                <w:sz w:val="17"/>
+                <w:sz w:val="22"/>
                 <w:szCs w:val="17"/>
               </w:rPr>
               <w:t xml:space="preserve">1.</w:t>
@@ -473,7 +476,7 @@
               <w:rPr>
                 <w:rFonts w:ascii="Avenir Next" w:hAnsi="Avenir Next" w:cs="Avenir Next" w:eastAsia="Avenir Next"/>
                 <w:color w:val="1A1A1A"/>
-                <w:sz w:val="17"/>
+                <w:sz w:val="22"/>
                 <w:szCs w:val="17"/>
               </w:rPr>
               <w:t xml:space="preserve">Step 1: 9   Step 2: 2   Step 3: 81, so 9</w:t>
@@ -482,7 +485,7 @@
               <w:rPr>
                 <w:rFonts w:ascii="Avenir Next" w:hAnsi="Avenir Next" w:cs="Avenir Next" w:eastAsia="Avenir Next"/>
                 <w:color w:val="1A1A1A"/>
-                <w:sz w:val="17"/>
+                <w:sz w:val="22"/>
                 <w:szCs w:val="17"/>
                 <w:vertAlign w:val="superscript"/>
               </w:rPr>
@@ -492,7 +495,7 @@
               <w:rPr>
                 <w:rFonts w:ascii="Avenir Next" w:hAnsi="Avenir Next" w:cs="Avenir Next" w:eastAsia="Avenir Next"/>
                 <w:color w:val="1A1A1A"/>
-                <w:sz w:val="17"/>
+                <w:sz w:val="22"/>
                 <w:szCs w:val="17"/>
               </w:rPr>
               <w:t xml:space="preserve"> = 81</w:t>
@@ -511,7 +514,7 @@
                 <w:rFonts w:ascii="Avenir Next" w:hAnsi="Avenir Next" w:cs="Avenir Next" w:eastAsia="Avenir Next"/>
                 <w:b/>
                 <w:color w:val="1A1A1A"/>
-                <w:sz w:val="17"/>
+                <w:sz w:val="22"/>
                 <w:szCs w:val="17"/>
               </w:rPr>
               <w:t xml:space="preserve">2.</w:t>
@@ -529,7 +532,7 @@
               <w:rPr>
                 <w:rFonts w:ascii="Avenir Next" w:hAnsi="Avenir Next" w:cs="Avenir Next" w:eastAsia="Avenir Next"/>
                 <w:color w:val="1A1A1A"/>
-                <w:sz w:val="17"/>
+                <w:sz w:val="22"/>
                 <w:szCs w:val="17"/>
               </w:rPr>
               <w:t xml:space="preserve">Step 1: 4   Step 2: 3   Step 3: 64, so 4</w:t>
@@ -538,7 +541,7 @@
               <w:rPr>
                 <w:rFonts w:ascii="Avenir Next" w:hAnsi="Avenir Next" w:cs="Avenir Next" w:eastAsia="Avenir Next"/>
                 <w:color w:val="1A1A1A"/>
-                <w:sz w:val="17"/>
+                <w:sz w:val="22"/>
                 <w:szCs w:val="17"/>
                 <w:vertAlign w:val="superscript"/>
               </w:rPr>
@@ -548,7 +551,7 @@
               <w:rPr>
                 <w:rFonts w:ascii="Avenir Next" w:hAnsi="Avenir Next" w:cs="Avenir Next" w:eastAsia="Avenir Next"/>
                 <w:color w:val="1A1A1A"/>
-                <w:sz w:val="17"/>
+                <w:sz w:val="22"/>
                 <w:szCs w:val="17"/>
               </w:rPr>
               <w:t xml:space="preserve"> = 64</w:t>
@@ -567,7 +570,7 @@
                 <w:rFonts w:ascii="Avenir Next" w:hAnsi="Avenir Next" w:cs="Avenir Next" w:eastAsia="Avenir Next"/>
                 <w:b/>
                 <w:color w:val="1A1A1A"/>
-                <w:sz w:val="17"/>
+                <w:sz w:val="22"/>
                 <w:szCs w:val="17"/>
               </w:rPr>
               <w:t xml:space="preserve">3.</w:t>
@@ -585,7 +588,7 @@
               <w:rPr>
                 <w:rFonts w:ascii="Avenir Next" w:hAnsi="Avenir Next" w:cs="Avenir Next" w:eastAsia="Avenir Next"/>
                 <w:color w:val="1A1A1A"/>
-                <w:sz w:val="17"/>
+                <w:sz w:val="22"/>
                 <w:szCs w:val="17"/>
               </w:rPr>
               <w:t xml:space="preserve">a. 7</w:t>
@@ -594,7 +597,7 @@
               <w:rPr>
                 <w:rFonts w:ascii="Avenir Next" w:hAnsi="Avenir Next" w:cs="Avenir Next" w:eastAsia="Avenir Next"/>
                 <w:color w:val="1A1A1A"/>
-                <w:sz w:val="17"/>
+                <w:sz w:val="22"/>
                 <w:szCs w:val="17"/>
                 <w:vertAlign w:val="superscript"/>
               </w:rPr>
@@ -604,7 +607,7 @@
               <w:rPr>
                 <w:rFonts w:ascii="Avenir Next" w:hAnsi="Avenir Next" w:cs="Avenir Next" w:eastAsia="Avenir Next"/>
                 <w:color w:val="1A1A1A"/>
-                <w:sz w:val="17"/>
+                <w:sz w:val="22"/>
                 <w:szCs w:val="17"/>
               </w:rPr>
               <w:t xml:space="preserve"> = 49  b. 2</w:t>
@@ -613,7 +616,7 @@
               <w:rPr>
                 <w:rFonts w:ascii="Avenir Next" w:hAnsi="Avenir Next" w:cs="Avenir Next" w:eastAsia="Avenir Next"/>
                 <w:color w:val="1A1A1A"/>
-                <w:sz w:val="17"/>
+                <w:sz w:val="22"/>
                 <w:szCs w:val="17"/>
                 <w:vertAlign w:val="superscript"/>
               </w:rPr>
@@ -623,7 +626,7 @@
               <w:rPr>
                 <w:rFonts w:ascii="Avenir Next" w:hAnsi="Avenir Next" w:cs="Avenir Next" w:eastAsia="Avenir Next"/>
                 <w:color w:val="1A1A1A"/>
-                <w:sz w:val="17"/>
+                <w:sz w:val="22"/>
                 <w:szCs w:val="17"/>
               </w:rPr>
               <w:t xml:space="preserve"> = 8  c. 10</w:t>
@@ -632,7 +635,7 @@
               <w:rPr>
                 <w:rFonts w:ascii="Avenir Next" w:hAnsi="Avenir Next" w:cs="Avenir Next" w:eastAsia="Avenir Next"/>
                 <w:color w:val="1A1A1A"/>
-                <w:sz w:val="17"/>
+                <w:sz w:val="22"/>
                 <w:szCs w:val="17"/>
                 <w:vertAlign w:val="superscript"/>
               </w:rPr>
@@ -642,7 +645,7 @@
               <w:rPr>
                 <w:rFonts w:ascii="Avenir Next" w:hAnsi="Avenir Next" w:cs="Avenir Next" w:eastAsia="Avenir Next"/>
                 <w:color w:val="1A1A1A"/>
-                <w:sz w:val="17"/>
+                <w:sz w:val="22"/>
                 <w:szCs w:val="17"/>
               </w:rPr>
               <w:t xml:space="preserve"> = 100  d. 3</w:t>
@@ -651,7 +654,7 @@
               <w:rPr>
                 <w:rFonts w:ascii="Avenir Next" w:hAnsi="Avenir Next" w:cs="Avenir Next" w:eastAsia="Avenir Next"/>
                 <w:color w:val="1A1A1A"/>
-                <w:sz w:val="17"/>
+                <w:sz w:val="22"/>
                 <w:szCs w:val="17"/>
                 <w:vertAlign w:val="superscript"/>
               </w:rPr>
@@ -661,7 +664,7 @@
               <w:rPr>
                 <w:rFonts w:ascii="Avenir Next" w:hAnsi="Avenir Next" w:cs="Avenir Next" w:eastAsia="Avenir Next"/>
                 <w:color w:val="1A1A1A"/>
-                <w:sz w:val="17"/>
+                <w:sz w:val="22"/>
                 <w:szCs w:val="17"/>
               </w:rPr>
               <w:t xml:space="preserve"> = 27</w:t>
@@ -680,7 +683,7 @@
                 <w:rFonts w:ascii="Avenir Next" w:hAnsi="Avenir Next" w:cs="Avenir Next" w:eastAsia="Avenir Next"/>
                 <w:b/>
                 <w:color w:val="1A1A1A"/>
-                <w:sz w:val="17"/>
+                <w:sz w:val="22"/>
                 <w:szCs w:val="17"/>
               </w:rPr>
               <w:t xml:space="preserve">4.</w:t>
@@ -698,7 +701,7 @@
               <w:rPr>
                 <w:rFonts w:ascii="Avenir Next" w:hAnsi="Avenir Next" w:cs="Avenir Next" w:eastAsia="Avenir Next"/>
                 <w:color w:val="1A1A1A"/>
-                <w:sz w:val="17"/>
+                <w:sz w:val="22"/>
                 <w:szCs w:val="17"/>
               </w:rPr>
               <w:t xml:space="preserve">Step 1: +   Step 2: 8 + 7   Step 3: (8 + 7)</w:t>
@@ -717,7 +720,7 @@
                 <w:rFonts w:ascii="Avenir Next" w:hAnsi="Avenir Next" w:cs="Avenir Next" w:eastAsia="Avenir Next"/>
                 <w:b/>
                 <w:color w:val="1A1A1A"/>
-                <w:sz w:val="17"/>
+                <w:sz w:val="22"/>
                 <w:szCs w:val="17"/>
               </w:rPr>
               <w:t xml:space="preserve">5.</w:t>
@@ -735,7 +738,7 @@
               <w:rPr>
                 <w:rFonts w:ascii="Avenir Next" w:hAnsi="Avenir Next" w:cs="Avenir Next" w:eastAsia="Avenir Next"/>
                 <w:color w:val="1A1A1A"/>
-                <w:sz w:val="17"/>
+                <w:sz w:val="22"/>
                 <w:szCs w:val="17"/>
               </w:rPr>
               <w:t xml:space="preserve">Step 1: −   Step 2: 10 − 4   Step 3: (10 − 4)</w:t>
@@ -754,7 +757,7 @@
                 <w:rFonts w:ascii="Avenir Next" w:hAnsi="Avenir Next" w:cs="Avenir Next" w:eastAsia="Avenir Next"/>
                 <w:b/>
                 <w:color w:val="1A1A1A"/>
-                <w:sz w:val="17"/>
+                <w:sz w:val="22"/>
                 <w:szCs w:val="17"/>
               </w:rPr>
               <w:t xml:space="preserve">6.</w:t>
@@ -772,7 +775,7 @@
               <w:rPr>
                 <w:rFonts w:ascii="Avenir Next" w:hAnsi="Avenir Next" w:cs="Avenir Next" w:eastAsia="Avenir Next"/>
                 <w:color w:val="1A1A1A"/>
-                <w:sz w:val="17"/>
+                <w:sz w:val="22"/>
                 <w:szCs w:val="17"/>
               </w:rPr>
               <w:t xml:space="preserve">a. 4 × (3 + 6)  b. 3 × (9 − 2)  c. 2 × (1 + 5)  d. (7 + 3) ÷ 2</w:t>
@@ -791,7 +794,7 @@
                 <w:rFonts w:ascii="Avenir Next" w:hAnsi="Avenir Next" w:cs="Avenir Next" w:eastAsia="Avenir Next"/>
                 <w:b/>
                 <w:color w:val="1A1A1A"/>
-                <w:sz w:val="17"/>
+                <w:sz w:val="22"/>
                 <w:szCs w:val="17"/>
               </w:rPr>
               <w:t xml:space="preserve">7.</w:t>
@@ -810,7 +813,7 @@
                 <w:rFonts w:ascii="Avenir Next" w:hAnsi="Avenir Next" w:cs="Avenir Next" w:eastAsia="Avenir Next"/>
                 <w:b/>
                 <w:color w:val="1A1A1A"/>
-                <w:sz w:val="17"/>
+                <w:sz w:val="22"/>
                 <w:szCs w:val="17"/>
               </w:rPr>
               <w:t xml:space="preserve">B</w:t>
@@ -819,7 +822,7 @@
               <w:rPr>
                 <w:rFonts w:ascii="Avenir Next" w:hAnsi="Avenir Next" w:cs="Avenir Next" w:eastAsia="Avenir Next"/>
                 <w:color w:val="1A1A1A"/>
-                <w:sz w:val="17"/>
+                <w:sz w:val="22"/>
                 <w:szCs w:val="17"/>
               </w:rPr>
               <w:t xml:space="preserve">  (3 × (4 + 6))</w:t>
@@ -867,6 +870,7 @@
           </w:tcPr>
           <w:p>
             <w:pPr>
+              <w:pStyle w:val="Heading2"/>
               <w:keepNext/>
               <w:pBdr>
                 <w:bottom w:val="single" w:sz="8" w:space="3" w:color="003A70"/>
@@ -882,7 +886,7 @@
                 <w:b/>
                 <w:color w:val="003A70"/>
                 <w:spacing w:val="14"/>
-                <w:sz w:val="19"/>
+                <w:sz w:val="22"/>
                 <w:szCs w:val="19"/>
               </w:rPr>
               <w:t xml:space="preserve">SESSION 2  ·  PRACTICE A</w:t>
@@ -901,7 +905,7 @@
                 <w:rFonts w:ascii="Avenir Next" w:hAnsi="Avenir Next" w:cs="Avenir Next" w:eastAsia="Avenir Next"/>
                 <w:i/>
                 <w:color w:val="5A5F66"/>
-                <w:sz w:val="17"/>
+                <w:sz w:val="22"/>
                 <w:szCs w:val="17"/>
               </w:rPr>
               <w:t xml:space="preserve">Use Order of Operations · Evaluate Brackets and Parentheses</w:t>
@@ -920,7 +924,7 @@
                 <w:rFonts w:ascii="Avenir Next" w:hAnsi="Avenir Next" w:cs="Avenir Next" w:eastAsia="Avenir Next"/>
                 <w:b/>
                 <w:color w:val="1A1A1A"/>
-                <w:sz w:val="17"/>
+                <w:sz w:val="22"/>
                 <w:szCs w:val="17"/>
               </w:rPr>
               <w:t xml:space="preserve">1.</w:t>
@@ -938,7 +942,7 @@
               <w:rPr>
                 <w:rFonts w:ascii="Avenir Next" w:hAnsi="Avenir Next" w:cs="Avenir Next" w:eastAsia="Avenir Next"/>
                 <w:color w:val="1A1A1A"/>
-                <w:sz w:val="17"/>
+                <w:sz w:val="22"/>
                 <w:szCs w:val="17"/>
               </w:rPr>
               <w:t xml:space="preserve">Step 1: 5   Step 2: 5   Step 3: 13</w:t>
@@ -957,7 +961,7 @@
                 <w:rFonts w:ascii="Avenir Next" w:hAnsi="Avenir Next" w:cs="Avenir Next" w:eastAsia="Avenir Next"/>
                 <w:b/>
                 <w:color w:val="1A1A1A"/>
-                <w:sz w:val="17"/>
+                <w:sz w:val="22"/>
                 <w:szCs w:val="17"/>
               </w:rPr>
               <w:t xml:space="preserve">2.</w:t>
@@ -975,7 +979,7 @@
               <w:rPr>
                 <w:rFonts w:ascii="Avenir Next" w:hAnsi="Avenir Next" w:cs="Avenir Next" w:eastAsia="Avenir Next"/>
                 <w:color w:val="1A1A1A"/>
-                <w:sz w:val="17"/>
+                <w:sz w:val="22"/>
                 <w:szCs w:val="17"/>
               </w:rPr>
               <w:t xml:space="preserve">Step 1: 12 and 2   Step 2: 12 + 2   Step 3: 14</w:t>
@@ -994,7 +998,7 @@
                 <w:rFonts w:ascii="Avenir Next" w:hAnsi="Avenir Next" w:cs="Avenir Next" w:eastAsia="Avenir Next"/>
                 <w:b/>
                 <w:color w:val="1A1A1A"/>
-                <w:sz w:val="17"/>
+                <w:sz w:val="22"/>
                 <w:szCs w:val="17"/>
               </w:rPr>
               <w:t xml:space="preserve">3.</w:t>
@@ -1012,7 +1016,7 @@
               <w:rPr>
                 <w:rFonts w:ascii="Avenir Next" w:hAnsi="Avenir Next" w:cs="Avenir Next" w:eastAsia="Avenir Next"/>
                 <w:color w:val="1A1A1A"/>
-                <w:sz w:val="17"/>
+                <w:sz w:val="22"/>
                 <w:szCs w:val="17"/>
               </w:rPr>
               <w:t xml:space="preserve">a. 17  b. 4  c. 13  d. 18  e. 15  f. 1</w:t>
@@ -1031,7 +1035,7 @@
                 <w:rFonts w:ascii="Avenir Next" w:hAnsi="Avenir Next" w:cs="Avenir Next" w:eastAsia="Avenir Next"/>
                 <w:b/>
                 <w:color w:val="1A1A1A"/>
-                <w:sz w:val="17"/>
+                <w:sz w:val="22"/>
                 <w:szCs w:val="17"/>
               </w:rPr>
               <w:t xml:space="preserve">4.</w:t>
@@ -1049,7 +1053,7 @@
               <w:rPr>
                 <w:rFonts w:ascii="Avenir Next" w:hAnsi="Avenir Next" w:cs="Avenir Next" w:eastAsia="Avenir Next"/>
                 <w:color w:val="1A1A1A"/>
-                <w:sz w:val="17"/>
+                <w:sz w:val="22"/>
                 <w:szCs w:val="17"/>
               </w:rPr>
               <w:t xml:space="preserve">Step 1: 17   Step 2: 17   Step 3: 68</w:t>
@@ -1068,7 +1072,7 @@
                 <w:rFonts w:ascii="Avenir Next" w:hAnsi="Avenir Next" w:cs="Avenir Next" w:eastAsia="Avenir Next"/>
                 <w:b/>
                 <w:color w:val="1A1A1A"/>
-                <w:sz w:val="17"/>
+                <w:sz w:val="22"/>
                 <w:szCs w:val="17"/>
               </w:rPr>
               <w:t xml:space="preserve">5.</w:t>
@@ -1086,7 +1090,7 @@
               <w:rPr>
                 <w:rFonts w:ascii="Avenir Next" w:hAnsi="Avenir Next" w:cs="Avenir Next" w:eastAsia="Avenir Next"/>
                 <w:color w:val="1A1A1A"/>
-                <w:sz w:val="17"/>
+                <w:sz w:val="22"/>
                 <w:szCs w:val="17"/>
               </w:rPr>
               <w:t xml:space="preserve">Step 1: 6   Step 2: 6   Step 3: 12</w:t>
@@ -1105,7 +1109,7 @@
                 <w:rFonts w:ascii="Avenir Next" w:hAnsi="Avenir Next" w:cs="Avenir Next" w:eastAsia="Avenir Next"/>
                 <w:b/>
                 <w:color w:val="1A1A1A"/>
-                <w:sz w:val="17"/>
+                <w:sz w:val="22"/>
                 <w:szCs w:val="17"/>
               </w:rPr>
               <w:t xml:space="preserve">6.</w:t>
@@ -1123,7 +1127,7 @@
               <w:rPr>
                 <w:rFonts w:ascii="Avenir Next" w:hAnsi="Avenir Next" w:cs="Avenir Next" w:eastAsia="Avenir Next"/>
                 <w:color w:val="1A1A1A"/>
-                <w:sz w:val="17"/>
+                <w:sz w:val="22"/>
                 <w:szCs w:val="17"/>
               </w:rPr>
               <w:t xml:space="preserve">a. 16  b. 12  c. 4  d. 10  e. 25  f. 8</w:t>
@@ -1142,7 +1146,7 @@
                 <w:rFonts w:ascii="Avenir Next" w:hAnsi="Avenir Next" w:cs="Avenir Next" w:eastAsia="Avenir Next"/>
                 <w:b/>
                 <w:color w:val="1A1A1A"/>
-                <w:sz w:val="17"/>
+                <w:sz w:val="22"/>
                 <w:szCs w:val="17"/>
               </w:rPr>
               <w:t xml:space="preserve">7.</w:t>
@@ -1161,7 +1165,7 @@
                 <w:rFonts w:ascii="Avenir Next" w:hAnsi="Avenir Next" w:cs="Avenir Next" w:eastAsia="Avenir Next"/>
                 <w:b/>
                 <w:color w:val="1A1A1A"/>
-                <w:sz w:val="17"/>
+                <w:sz w:val="22"/>
                 <w:szCs w:val="17"/>
               </w:rPr>
               <w:t xml:space="preserve">C</w:t>
@@ -1170,7 +1174,7 @@
               <w:rPr>
                 <w:rFonts w:ascii="Avenir Next" w:hAnsi="Avenir Next" w:cs="Avenir Next" w:eastAsia="Avenir Next"/>
                 <w:color w:val="1A1A1A"/>
-                <w:sz w:val="17"/>
+                <w:sz w:val="22"/>
                 <w:szCs w:val="17"/>
               </w:rPr>
               <w:t xml:space="preserve">  (19)</w:t>
@@ -1184,6 +1188,7 @@
           </w:tcPr>
           <w:p>
             <w:pPr>
+              <w:pStyle w:val="Heading2"/>
               <w:keepNext/>
               <w:pBdr>
                 <w:bottom w:val="single" w:sz="8" w:space="3" w:color="003A70"/>
@@ -1199,7 +1204,7 @@
                 <w:b/>
                 <w:color w:val="003A70"/>
                 <w:spacing w:val="14"/>
-                <w:sz w:val="19"/>
+                <w:sz w:val="22"/>
                 <w:szCs w:val="19"/>
               </w:rPr>
               <w:t xml:space="preserve">SESSION 2  ·  PRACTICE B</w:t>
@@ -1218,7 +1223,7 @@
                 <w:rFonts w:ascii="Avenir Next" w:hAnsi="Avenir Next" w:cs="Avenir Next" w:eastAsia="Avenir Next"/>
                 <w:i/>
                 <w:color w:val="5A5F66"/>
-                <w:sz w:val="17"/>
+                <w:sz w:val="22"/>
                 <w:szCs w:val="17"/>
               </w:rPr>
               <w:t xml:space="preserve">Write Numerical Expressions · Evaluate Powers</w:t>
@@ -1237,7 +1242,7 @@
                 <w:rFonts w:ascii="Avenir Next" w:hAnsi="Avenir Next" w:cs="Avenir Next" w:eastAsia="Avenir Next"/>
                 <w:b/>
                 <w:color w:val="1A1A1A"/>
-                <w:sz w:val="17"/>
+                <w:sz w:val="22"/>
                 <w:szCs w:val="17"/>
               </w:rPr>
               <w:t xml:space="preserve">1.</w:t>
@@ -1255,7 +1260,7 @@
               <w:rPr>
                 <w:rFonts w:ascii="Avenir Next" w:hAnsi="Avenir Next" w:cs="Avenir Next" w:eastAsia="Avenir Next"/>
                 <w:color w:val="1A1A1A"/>
-                <w:sz w:val="17"/>
+                <w:sz w:val="22"/>
                 <w:szCs w:val="17"/>
               </w:rPr>
               <w:t xml:space="preserve">Step 1: 4 × 2   Step 2: 6   Step 3: 4 × 2 + 6 (= 14)</w:t>
@@ -1274,7 +1279,7 @@
                 <w:rFonts w:ascii="Avenir Next" w:hAnsi="Avenir Next" w:cs="Avenir Next" w:eastAsia="Avenir Next"/>
                 <w:b/>
                 <w:color w:val="1A1A1A"/>
-                <w:sz w:val="17"/>
+                <w:sz w:val="22"/>
                 <w:szCs w:val="17"/>
               </w:rPr>
               <w:t xml:space="preserve">2.</w:t>
@@ -1292,7 +1297,7 @@
               <w:rPr>
                 <w:rFonts w:ascii="Avenir Next" w:hAnsi="Avenir Next" w:cs="Avenir Next" w:eastAsia="Avenir Next"/>
                 <w:color w:val="1A1A1A"/>
-                <w:sz w:val="17"/>
+                <w:sz w:val="22"/>
                 <w:szCs w:val="17"/>
               </w:rPr>
               <w:t xml:space="preserve">Step 1: 5 × 3   Step 2: 20   Step 3: − (20 − 5 × 3 = 5)</w:t>
@@ -1311,7 +1316,7 @@
                 <w:rFonts w:ascii="Avenir Next" w:hAnsi="Avenir Next" w:cs="Avenir Next" w:eastAsia="Avenir Next"/>
                 <w:b/>
                 <w:color w:val="1A1A1A"/>
-                <w:sz w:val="17"/>
+                <w:sz w:val="22"/>
                 <w:szCs w:val="17"/>
               </w:rPr>
               <w:t xml:space="preserve">3.</w:t>
@@ -1329,7 +1334,7 @@
               <w:rPr>
                 <w:rFonts w:ascii="Avenir Next" w:hAnsi="Avenir Next" w:cs="Avenir Next" w:eastAsia="Avenir Next"/>
                 <w:color w:val="1A1A1A"/>
-                <w:sz w:val="17"/>
+                <w:sz w:val="22"/>
                 <w:szCs w:val="17"/>
               </w:rPr>
               <w:t xml:space="preserve">a. 6 × 1 + 4 = 10  b. 2 × 7 + 3 = 17  c. 20 − 3 × 5 = 5  d. 4 × 9 + 6 = 42</w:t>
@@ -1348,7 +1353,7 @@
                 <w:rFonts w:ascii="Avenir Next" w:hAnsi="Avenir Next" w:cs="Avenir Next" w:eastAsia="Avenir Next"/>
                 <w:b/>
                 <w:color w:val="1A1A1A"/>
-                <w:sz w:val="17"/>
+                <w:sz w:val="22"/>
                 <w:szCs w:val="17"/>
               </w:rPr>
               <w:t xml:space="preserve">4.</w:t>
@@ -1366,7 +1371,7 @@
               <w:rPr>
                 <w:rFonts w:ascii="Avenir Next" w:hAnsi="Avenir Next" w:cs="Avenir Next" w:eastAsia="Avenir Next"/>
                 <w:color w:val="1A1A1A"/>
-                <w:sz w:val="17"/>
+                <w:sz w:val="22"/>
                 <w:szCs w:val="17"/>
               </w:rPr>
               <w:t xml:space="preserve">Step 1: 3 and 2   Step 2: 3 × 3   Step 3: 9</w:t>
@@ -1385,7 +1390,7 @@
                 <w:rFonts w:ascii="Avenir Next" w:hAnsi="Avenir Next" w:cs="Avenir Next" w:eastAsia="Avenir Next"/>
                 <w:b/>
                 <w:color w:val="1A1A1A"/>
-                <w:sz w:val="17"/>
+                <w:sz w:val="22"/>
                 <w:szCs w:val="17"/>
               </w:rPr>
               <w:t xml:space="preserve">5.</w:t>
@@ -1403,7 +1408,7 @@
               <w:rPr>
                 <w:rFonts w:ascii="Avenir Next" w:hAnsi="Avenir Next" w:cs="Avenir Next" w:eastAsia="Avenir Next"/>
                 <w:color w:val="1A1A1A"/>
-                <w:sz w:val="17"/>
+                <w:sz w:val="22"/>
                 <w:szCs w:val="17"/>
               </w:rPr>
               <w:t xml:space="preserve">Step 1: 4 and 3   Step 2: 4   Step 3: 64</w:t>
@@ -1422,7 +1427,7 @@
                 <w:rFonts w:ascii="Avenir Next" w:hAnsi="Avenir Next" w:cs="Avenir Next" w:eastAsia="Avenir Next"/>
                 <w:b/>
                 <w:color w:val="1A1A1A"/>
-                <w:sz w:val="17"/>
+                <w:sz w:val="22"/>
                 <w:szCs w:val="17"/>
               </w:rPr>
               <w:t xml:space="preserve">6.</w:t>
@@ -1440,7 +1445,7 @@
               <w:rPr>
                 <w:rFonts w:ascii="Avenir Next" w:hAnsi="Avenir Next" w:cs="Avenir Next" w:eastAsia="Avenir Next"/>
                 <w:color w:val="1A1A1A"/>
-                <w:sz w:val="17"/>
+                <w:sz w:val="22"/>
                 <w:szCs w:val="17"/>
               </w:rPr>
               <w:t xml:space="preserve">a. 25  b. 8  c. 100  d. 36  e. 27  f. 1</w:t>
@@ -1459,7 +1464,7 @@
                 <w:rFonts w:ascii="Avenir Next" w:hAnsi="Avenir Next" w:cs="Avenir Next" w:eastAsia="Avenir Next"/>
                 <w:b/>
                 <w:color w:val="1A1A1A"/>
-                <w:sz w:val="17"/>
+                <w:sz w:val="22"/>
                 <w:szCs w:val="17"/>
               </w:rPr>
               <w:t xml:space="preserve">7.</w:t>
@@ -1478,7 +1483,7 @@
                 <w:rFonts w:ascii="Avenir Next" w:hAnsi="Avenir Next" w:cs="Avenir Next" w:eastAsia="Avenir Next"/>
                 <w:b/>
                 <w:color w:val="1A1A1A"/>
-                <w:sz w:val="17"/>
+                <w:sz w:val="22"/>
                 <w:szCs w:val="17"/>
               </w:rPr>
               <w:t xml:space="preserve">B</w:t>
@@ -1487,7 +1492,7 @@
               <w:rPr>
                 <w:rFonts w:ascii="Avenir Next" w:hAnsi="Avenir Next" w:cs="Avenir Next" w:eastAsia="Avenir Next"/>
                 <w:color w:val="1A1A1A"/>
-                <w:sz w:val="17"/>
+                <w:sz w:val="22"/>
                 <w:szCs w:val="17"/>
               </w:rPr>
               <w:t xml:space="preserve">  (50)</w:t>
@@ -1584,7 +1589,106 @@
               <w:sz w:val="15"/>
               <w:szCs w:val="15"/>
             </w:rPr>
-            <w:t xml:space="preserve">Lesson 6-4  ·  Prerequisite Practice  ·  Answer Key</w:t>
+            <w:t xml:space="preserve">6-4 · Page </w:t>
+          </w:r>
+          <w:r>
+            <w:rPr>
+              <w:rFonts w:ascii="Avenir Next" w:hAnsi="Avenir Next" w:cs="Avenir Next" w:eastAsia="Avenir Next"/>
+              <w:color w:val="5A5F66"/>
+              <w:sz w:val="15"/>
+              <w:szCs w:val="15"/>
+            </w:rPr>
+            <w:fldChar w:fldCharType="begin"/>
+          </w:r>
+          <w:r>
+            <w:rPr>
+              <w:rFonts w:ascii="Avenir Next" w:hAnsi="Avenir Next" w:cs="Avenir Next" w:eastAsia="Avenir Next"/>
+              <w:color w:val="5A5F66"/>
+              <w:sz w:val="15"/>
+              <w:szCs w:val="15"/>
+            </w:rPr>
+            <w:instrText xml:space="preserve"> PAGE </w:instrText>
+          </w:r>
+          <w:r>
+            <w:rPr>
+              <w:rFonts w:ascii="Avenir Next" w:hAnsi="Avenir Next" w:cs="Avenir Next" w:eastAsia="Avenir Next"/>
+              <w:color w:val="5A5F66"/>
+              <w:sz w:val="15"/>
+              <w:szCs w:val="15"/>
+            </w:rPr>
+            <w:fldChar w:fldCharType="separate"/>
+          </w:r>
+          <w:r>
+            <w:rPr>
+              <w:rFonts w:ascii="Avenir Next" w:hAnsi="Avenir Next" w:cs="Avenir Next" w:eastAsia="Avenir Next"/>
+              <w:color w:val="5A5F66"/>
+              <w:sz w:val="15"/>
+              <w:szCs w:val="15"/>
+            </w:rPr>
+            <w:t xml:space="preserve">1</w:t>
+          </w:r>
+          <w:r>
+            <w:rPr>
+              <w:rFonts w:ascii="Avenir Next" w:hAnsi="Avenir Next" w:cs="Avenir Next" w:eastAsia="Avenir Next"/>
+              <w:color w:val="5A5F66"/>
+              <w:sz w:val="15"/>
+              <w:szCs w:val="15"/>
+            </w:rPr>
+            <w:fldChar w:fldCharType="end"/>
+          </w:r>
+          <w:r>
+            <w:rPr>
+              <w:rFonts w:ascii="Avenir Next" w:hAnsi="Avenir Next" w:cs="Avenir Next" w:eastAsia="Avenir Next"/>
+              <w:color w:val="5A5F66"/>
+              <w:sz w:val="15"/>
+              <w:szCs w:val="15"/>
+            </w:rPr>
+            <w:t xml:space="preserve"> of </w:t>
+          </w:r>
+          <w:r>
+            <w:rPr>
+              <w:rFonts w:ascii="Avenir Next" w:hAnsi="Avenir Next" w:cs="Avenir Next" w:eastAsia="Avenir Next"/>
+              <w:color w:val="5A5F66"/>
+              <w:sz w:val="15"/>
+              <w:szCs w:val="15"/>
+            </w:rPr>
+            <w:fldChar w:fldCharType="begin"/>
+          </w:r>
+          <w:r>
+            <w:rPr>
+              <w:rFonts w:ascii="Avenir Next" w:hAnsi="Avenir Next" w:cs="Avenir Next" w:eastAsia="Avenir Next"/>
+              <w:color w:val="5A5F66"/>
+              <w:sz w:val="15"/>
+              <w:szCs w:val="15"/>
+            </w:rPr>
+            <w:instrText xml:space="preserve"> NUMPAGES </w:instrText>
+          </w:r>
+          <w:r>
+            <w:rPr>
+              <w:rFonts w:ascii="Avenir Next" w:hAnsi="Avenir Next" w:cs="Avenir Next" w:eastAsia="Avenir Next"/>
+              <w:color w:val="5A5F66"/>
+              <w:sz w:val="15"/>
+              <w:szCs w:val="15"/>
+            </w:rPr>
+            <w:fldChar w:fldCharType="separate"/>
+          </w:r>
+          <w:r>
+            <w:rPr>
+              <w:rFonts w:ascii="Avenir Next" w:hAnsi="Avenir Next" w:cs="Avenir Next" w:eastAsia="Avenir Next"/>
+              <w:color w:val="5A5F66"/>
+              <w:sz w:val="15"/>
+              <w:szCs w:val="15"/>
+            </w:rPr>
+            <w:t xml:space="preserve">1</w:t>
+          </w:r>
+          <w:r>
+            <w:rPr>
+              <w:rFonts w:ascii="Avenir Next" w:hAnsi="Avenir Next" w:cs="Avenir Next" w:eastAsia="Avenir Next"/>
+              <w:color w:val="5A5F66"/>
+              <w:sz w:val="15"/>
+              <w:szCs w:val="15"/>
+            </w:rPr>
+            <w:fldChar w:fldCharType="end"/>
           </w:r>
         </w:p>
       </w:tc>
@@ -1627,5 +1731,23 @@
       </w:tblCellMar>
     </w:tblPr>
   </w:style>
+  <w:style w:type="paragraph" w:styleId="Heading1">
+    <w:name w:val="heading 1"/>
+    <w:basedOn w:val="Normal"/>
+    <w:pPr>
+      <w:outlineLvl w:val="0"/>
+      <w:keepNext w:val="0"/>
+      <w:keepLines w:val="0"/>
+    </w:pPr>
+  </w:style>
+  <w:style w:type="paragraph" w:styleId="Heading2">
+    <w:name w:val="heading 2"/>
+    <w:basedOn w:val="Normal"/>
+    <w:pPr>
+      <w:outlineLvl w:val="1"/>
+      <w:keepNext w:val="0"/>
+      <w:keepLines w:val="0"/>
+    </w:pPr>
+  </w:style>
 </w:styles>
 </file>